--- a/lightning-lesson-v3/Lightning_Lesson_v3.2_Timing_Map.docx
+++ b/lightning-lesson-v3/Lightning_Lesson_v3.2_Timing_Map.docx
@@ -332,6 +332,83 @@
                 <w:rFonts w:ascii="Arial" w:hAnsi="Arial"/>
                 <w:sz w:val="19"/>
               </w:rPr>
+              <w:t>3:30</w:t>
+            </w:r>
+          </w:p>
+        </w:tc>
+        <w:tc>
+          <w:tcPr>
+            <w:tcW w:type="dxa" w:w="1224"/>
+          </w:tcPr>
+          <w:p>
+            <w:r/>
+            <w:r>
+              <w:rPr>
+                <w:rFonts w:ascii="Arial" w:hAnsi="Arial"/>
+                <w:sz w:val="19"/>
+              </w:rPr>
+              <w:t>0.5 min</w:t>
+            </w:r>
+          </w:p>
+        </w:tc>
+        <w:tc>
+          <w:tcPr>
+            <w:tcW w:type="dxa" w:w="1296"/>
+          </w:tcPr>
+          <w:p>
+            <w:r/>
+            <w:r>
+              <w:rPr>
+                <w:rFonts w:ascii="Arial" w:hAnsi="Arial"/>
+                <w:sz w:val="19"/>
+              </w:rPr>
+              <w:t>3</w:t>
+            </w:r>
+          </w:p>
+        </w:tc>
+        <w:tc>
+          <w:tcPr>
+            <w:tcW w:type="dxa" w:w="4536"/>
+          </w:tcPr>
+          <w:p>
+            <w:r/>
+            <w:r>
+              <w:rPr>
+                <w:rFonts w:ascii="Arial" w:hAnsi="Arial"/>
+                <w:sz w:val="19"/>
+              </w:rPr>
+              <w:t>Concise boundary</w:t>
+            </w:r>
+          </w:p>
+        </w:tc>
+      </w:tr>
+      <w:tr>
+        <w:tc>
+          <w:tcPr>
+            <w:tcW w:type="dxa" w:w="792"/>
+          </w:tcPr>
+          <w:p>
+            <w:r/>
+            <w:r>
+              <w:rPr>
+                <w:rFonts w:ascii="Arial" w:hAnsi="Arial"/>
+                <w:sz w:val="19"/>
+              </w:rPr>
+              <w:t>3:30</w:t>
+            </w:r>
+          </w:p>
+        </w:tc>
+        <w:tc>
+          <w:tcPr>
+            <w:tcW w:type="dxa" w:w="792"/>
+          </w:tcPr>
+          <w:p>
+            <w:r/>
+            <w:r>
+              <w:rPr>
+                <w:rFonts w:ascii="Arial" w:hAnsi="Arial"/>
+                <w:sz w:val="19"/>
+              </w:rPr>
               <w:t>5:00</w:t>
             </w:r>
           </w:p>
@@ -347,7 +424,7 @@
                 <w:rFonts w:ascii="Arial" w:hAnsi="Arial"/>
                 <w:sz w:val="19"/>
               </w:rPr>
-              <w:t>2 min</w:t>
+              <w:t>1.5 min</w:t>
             </w:r>
           </w:p>
         </w:tc>
@@ -362,7 +439,7 @@
                 <w:rFonts w:ascii="Arial" w:hAnsi="Arial"/>
                 <w:sz w:val="19"/>
               </w:rPr>
-              <w:t>3</w:t>
+              <w:t>4</w:t>
             </w:r>
           </w:p>
         </w:tc>
@@ -439,7 +516,7 @@
                 <w:rFonts w:ascii="Arial" w:hAnsi="Arial"/>
                 <w:sz w:val="19"/>
               </w:rPr>
-              <w:t>4</w:t>
+              <w:t>5</w:t>
             </w:r>
           </w:p>
         </w:tc>
@@ -454,7 +531,7 @@
                 <w:rFonts w:ascii="Arial" w:hAnsi="Arial"/>
                 <w:sz w:val="19"/>
               </w:rPr>
-              <w:t>What you'll leave with (+ boundary line)</w:t>
+              <w:t>What you'll leave with</w:t>
             </w:r>
           </w:p>
         </w:tc>
@@ -516,7 +593,7 @@
                 <w:rFonts w:ascii="Arial" w:hAnsi="Arial"/>
                 <w:sz w:val="19"/>
               </w:rPr>
-              <w:t>5</w:t>
+              <w:t>6</w:t>
             </w:r>
           </w:p>
         </w:tc>
@@ -593,7 +670,7 @@
                 <w:rFonts w:ascii="Arial" w:hAnsi="Arial"/>
                 <w:sz w:val="19"/>
               </w:rPr>
-              <w:t>6</w:t>
+              <w:t>7</w:t>
             </w:r>
           </w:p>
         </w:tc>
@@ -670,7 +747,7 @@
                 <w:rFonts w:ascii="Arial" w:hAnsi="Arial"/>
                 <w:sz w:val="19"/>
               </w:rPr>
-              <w:t>7</w:t>
+              <w:t>8</w:t>
             </w:r>
           </w:p>
         </w:tc>
@@ -747,7 +824,7 @@
                 <w:rFonts w:ascii="Arial" w:hAnsi="Arial"/>
                 <w:sz w:val="19"/>
               </w:rPr>
-              <w:t>8</w:t>
+              <w:t>9</w:t>
             </w:r>
           </w:p>
         </w:tc>
@@ -824,7 +901,7 @@
                 <w:rFonts w:ascii="Arial" w:hAnsi="Arial"/>
                 <w:sz w:val="19"/>
               </w:rPr>
-              <w:t>9</w:t>
+              <w:t>10</w:t>
             </w:r>
           </w:p>
         </w:tc>
@@ -901,7 +978,7 @@
                 <w:rFonts w:ascii="Arial" w:hAnsi="Arial"/>
                 <w:sz w:val="19"/>
               </w:rPr>
-              <w:t>10</w:t>
+              <w:t>11</w:t>
             </w:r>
           </w:p>
         </w:tc>
@@ -978,7 +1055,7 @@
                 <w:rFonts w:ascii="Arial" w:hAnsi="Arial"/>
                 <w:sz w:val="19"/>
               </w:rPr>
-              <w:t>11</w:t>
+              <w:t>12</w:t>
             </w:r>
           </w:p>
         </w:tc>
@@ -1055,7 +1132,7 @@
                 <w:rFonts w:ascii="Arial" w:hAnsi="Arial"/>
                 <w:sz w:val="19"/>
               </w:rPr>
-              <w:t>12</w:t>
+              <w:t>13</w:t>
             </w:r>
           </w:p>
         </w:tc>
@@ -1132,7 +1209,7 @@
                 <w:rFonts w:ascii="Arial" w:hAnsi="Arial"/>
                 <w:sz w:val="19"/>
               </w:rPr>
-              <w:t>12 (same slide)</w:t>
+              <w:t>13 (same slide)</w:t>
             </w:r>
           </w:p>
         </w:tc>
@@ -1147,7 +1224,7 @@
                 <w:rFonts w:ascii="Arial" w:hAnsi="Arial"/>
                 <w:sz w:val="19"/>
               </w:rPr>
-              <w:t>Q&amp;A — slide 12 stays visible, no slide change</w:t>
+              <w:t>Q&amp;A — slide 13 stays visible, no slide change</w:t>
             </w:r>
           </w:p>
         </w:tc>
@@ -1209,7 +1286,7 @@
                 <w:rFonts w:ascii="Arial" w:hAnsi="Arial"/>
                 <w:sz w:val="19"/>
               </w:rPr>
-              <w:t>13</w:t>
+              <w:t>14</w:t>
             </w:r>
           </w:p>
         </w:tc>
@@ -1257,7 +1334,7 @@
           <w:color w:val="1A1A1A"/>
           <w:sz w:val="22"/>
         </w:rPr>
-        <w:t>1 + 2 + 2 + 1.5 + 1.5 + 5 + 5 + 5 + 5 + 3 + 1.5 + 1.5 + 11 = 45 minutes exactly. The hidden slide 13 row carries no time allocation — it is not presented.</w:t>
+        <w:t>1 + 2 + 0.5 + 1.5 + 1.5 + 1.5 + 5 + 5 + 5 + 5 + 3 + 1.5 + 1.5 + 11 = 45 minutes exactly. The hidden slide 14 row carries no time allocation — it is not presented.</w:t>
       </w:r>
     </w:p>
     <w:p>
@@ -1272,7 +1349,7 @@
           <w:color w:val="4A4A4A"/>
           <w:sz w:val="20"/>
         </w:rPr>
-        <w:t>Slide 14 (Appendix — What AI Changes About This Reading) is not part of the timed 45-minute session. It is an optional leave-behind, used only if time and audience interest allow.</w:t>
+        <w:t>Slide 15 (Appendix — What AI Changes About This Reading) is not part of the timed 45-minute session. It is an optional leave-behind, used only if time and audience interest allow.</w:t>
       </w:r>
     </w:p>
     <w:p>
@@ -1346,6 +1423,31 @@
           <w:color w:val="1A1A1A"/>
           <w:sz w:val="22"/>
         </w:rPr>
+        <w:t>The boundary statement (slide 3) is read once, plainly, in its 0:30 slot, and not repeated on any later slide.</w:t>
+      </w:r>
+    </w:p>
+    <w:p>
+      <w:pPr>
+        <w:spacing w:after="60" w:before="0" w:line="312" w:lineRule="auto"/>
+      </w:pPr>
+      <w:r>
+        <w:rPr>
+          <w:rFonts w:ascii="Arial" w:hAnsi="Arial" w:cs="Arial"/>
+          <w:b/>
+          <w:i w:val="0"/>
+          <w:color w:val="C9A84C"/>
+          <w:sz w:val="22"/>
+        </w:rPr>
+        <w:t xml:space="preserve">•  </w:t>
+      </w:r>
+      <w:r>
+        <w:rPr>
+          <w:rFonts w:ascii="Arial" w:hAnsi="Arial" w:cs="Arial"/>
+          <w:b w:val="0"/>
+          <w:i w:val="0"/>
+          <w:color w:val="1A1A1A"/>
+          <w:sz w:val="22"/>
+        </w:rPr>
         <w:t>Sign 1 must begin no later than minute 8:00. In this timing map it begins exactly at 8:00 — there is no slack before it, identical to v3.1.</w:t>
       </w:r>
     </w:p>
@@ -1371,7 +1473,7 @@
           <w:color w:val="1A1A1A"/>
           <w:sz w:val="22"/>
         </w:rPr>
-        <w:t>The workshop invitation (slide 12) must occur before Q&amp;A. Since Q&amp;A runs on the same slide, this is satisfied by construction — slide 12 opens at 32:30 with the workshop introduction and continues uninterrupted through Q&amp;A to 45:00.</w:t>
+        <w:t>The workshop invitation (slide 13) must occur before Q&amp;A. Since Q&amp;A runs on the same slide, this is satisfied by construction — slide 13 opens at 32:30 with the workshop introduction and continues uninterrupted through Q&amp;A to 45:00.</w:t>
       </w:r>
     </w:p>
     <w:p>
@@ -1396,7 +1498,7 @@
           <w:color w:val="1A1A1A"/>
           <w:sz w:val="22"/>
         </w:rPr>
-        <w:t>Slide 12 stays on screen for the entire 32:30-45:00 block — the registration CTA, price, and QR code never leave the screen once Q&amp;A begins. Do not advance to a new slide at 34:00.</w:t>
+        <w:t>Slide 13 stays on screen for the entire 32:30-45:00 block — the registration CTA, price, and QR code never leave the screen once Q&amp;A begins. Do not advance to a new slide at 34:00.</w:t>
       </w:r>
     </w:p>
     <w:p>
@@ -1421,7 +1523,7 @@
           <w:color w:val="1A1A1A"/>
           <w:sz w:val="22"/>
         </w:rPr>
-        <w:t>Slide 13 (the Q&amp;A reference card) is hidden via PowerPoint's Hide Slide flag. It carries no time allocation because it is not presented during a normal run of the session.</w:t>
+        <w:t>Slide 14 (the Q&amp;A reference card) is hidden via PowerPoint's Hide Slide flag. It carries no time allocation because it is not presented during a normal run of the session.</w:t>
       </w:r>
     </w:p>
     <w:p>
@@ -1535,7 +1637,7 @@
           <w:color w:val="1A1A1A"/>
           <w:sz w:val="22"/>
         </w:rPr>
-        <w:t>Shorten the Interpret Without Diagnosing section (slide 10).</w:t>
+        <w:t>Shorten the Interpret Without Diagnosing section (slide 11).</w:t>
       </w:r>
     </w:p>
     <w:p>
@@ -1674,7 +1776,7 @@
                 <w:b/>
                 <w:sz w:val="19"/>
               </w:rPr>
-              <w:t>v3.2 (14 slides, 1 hidden)</w:t>
+              <w:t>v3.2 (15 slides, 1 hidden)</w:t>
             </w:r>
           </w:p>
         </w:tc>
@@ -1798,7 +1900,7 @@
                 <w:rFonts w:ascii="Arial" w:hAnsi="Arial"/>
                 <w:sz w:val="19"/>
               </w:rPr>
-              <w:t>Folded into slide 4, 5:00-6:30</w:t>
+              <w:t>Own slide, 3:00-3:30 [repositioned]</w:t>
             </w:r>
           </w:p>
         </w:tc>
@@ -1922,7 +2024,7 @@
                 <w:rFonts w:ascii="Arial" w:hAnsi="Arial"/>
                 <w:sz w:val="19"/>
               </w:rPr>
-              <w:t>4-bullet rewrite, slide 5</w:t>
+              <w:t>4-bullet rewrite, slide 6</w:t>
             </w:r>
           </w:p>
         </w:tc>
@@ -2108,7 +2210,7 @@
                 <w:rFonts w:ascii="Arial" w:hAnsi="Arial"/>
                 <w:sz w:val="19"/>
               </w:rPr>
-              <w:t>Unchanged (now slides 11-12)</w:t>
+              <w:t>Unchanged (now slides 12-13)</w:t>
             </w:r>
           </w:p>
         </w:tc>
@@ -2170,7 +2272,7 @@
                 <w:rFonts w:ascii="Arial" w:hAnsi="Arial"/>
                 <w:sz w:val="19"/>
               </w:rPr>
-              <w:t>34:00-45:00, on slide 12 (unchanged)</w:t>
+              <w:t>34:00-45:00, on slide 13 (unchanged)</w:t>
             </w:r>
           </w:p>
         </w:tc>
@@ -2232,7 +2334,7 @@
                 <w:rFonts w:ascii="Arial" w:hAnsi="Arial"/>
                 <w:sz w:val="19"/>
               </w:rPr>
-              <w:t>Hidden (now slide 13), merged into Invitation</w:t>
+              <w:t>Hidden (now slide 14), merged into Invitation</w:t>
             </w:r>
           </w:p>
         </w:tc>
